--- a/a7/packages/A7 Unit 3 - Exponents and Scientific Notation/Lessons/3.T2/Keys/A7 3.T2 Negative Exponents with Variable Bases - Independent Set - Key.docx
+++ b/a7/packages/A7 Unit 3 - Exponents and Scientific Notation/Lessons/3.T2/Keys/A7 3.T2 Negative Exponents with Variable Bases - Independent Set - Key.docx
@@ -868,7 +868,7 @@
                     <a:graphicData uri="http://schemas.openxmlformats.org/drawingml/2006/picture">
                       <pic:pic>
                         <pic:nvPicPr>
-                          <pic:cNvPr id="0" name="ace184df796722ce.png"/>
+                          <pic:cNvPr id="0" name="d2996955efb67625.png"/>
                           <pic:cNvPicPr/>
                         </pic:nvPicPr>
                         <pic:blipFill>
@@ -899,7 +899,7 @@
             <w:r>
               <w:drawing>
                 <wp:inline xmlns:a="http://schemas.openxmlformats.org/drawingml/2006/main" xmlns:pic="http://schemas.openxmlformats.org/drawingml/2006/picture">
-                  <wp:extent cx="140208" cy="231648"/>
+                  <wp:extent cx="179832" cy="234696"/>
                   <wp:docPr id="10" name="Picture 10"/>
                   <wp:cNvGraphicFramePr>
                     <a:graphicFrameLocks noChangeAspect="1"/>
@@ -908,7 +908,7 @@
                     <a:graphicData uri="http://schemas.openxmlformats.org/drawingml/2006/picture">
                       <pic:pic>
                         <pic:nvPicPr>
-                          <pic:cNvPr id="0" name="04d96533f9f9b1aa.png"/>
+                          <pic:cNvPr id="0" name="9e44d438e2359694.png"/>
                           <pic:cNvPicPr/>
                         </pic:nvPicPr>
                         <pic:blipFill>
@@ -920,7 +920,7 @@
                         <pic:spPr>
                           <a:xfrm>
                             <a:off x="0" y="0"/>
-                            <a:ext cx="140208" cy="231648"/>
+                            <a:ext cx="179832" cy="234696"/>
                           </a:xfrm>
                           <a:prstGeom prst="rect"/>
                         </pic:spPr>
@@ -943,7 +943,7 @@
                 <w:color w:val="6B6B6B"/>
                 <w:sz w:val="19"/>
               </w:rPr>
-              <w:t>The 3 is cubed as well.</w:t>
+              <w:t>The 2 is cubed as well.</w:t>
             </w:r>
           </w:p>
         </w:tc>
